--- a/405 Calendar and Website/Syllabus/Course Syllabus - 405 FEMBA Fall 2026.docx
+++ b/405 Calendar and Website/Syllabus/Course Syllabus - 405 FEMBA Fall 2026.docx
@@ -170,7 +170,7 @@
       <w:r>
         <w:drawing xmlns:a="http://schemas.openxmlformats.org/drawingml/2006/main">
           <wp:inline distT="0" distB="0" distL="0" distR="0">
-            <wp:extent cx="6309360" cy="1301623"/>
+            <wp:extent cx="6309360" cy="2268220"/>
             <wp:effectExtent l="0" t="0" r="76200" b="76200"/>
             <wp:docPr id="1001" name="Card 1001"/>
             <a:graphic>
@@ -180,11 +180,11 @@
                   <wps:spPr bwMode="auto">
                     <a:xfrm>
                       <a:off x="0" y="0"/>
-                      <a:ext cx="6309360" cy="1301623"/>
+                      <a:ext cx="6309360" cy="2268220"/>
                     </a:xfrm>
                     <a:prstGeom prst="roundRect">
                       <a:avLst>
-                        <a:gd name="adj" fmla="val 8430"/>
+                        <a:gd name="adj" fmla="val 4837"/>
                       </a:avLst>
                     </a:prstGeom>
                     <a:solidFill>
@@ -259,6 +259,7 @@
                       </w:p>
                       <w:p>
                         <w:pPr>
+                          <w:spacing w:after="240"/>
                           <w:jc w:val="center"/>
                         </w:pPr>
                         <w:r>
@@ -294,6 +295,57 @@
                             <w:u w:val="none"/>
                           </w:rPr>
                           <w:t xml:space="preserve"> from the class website.</w:t>
+                        </w:r>
+                      </w:p>
+                      <w:p>
+                        <w:pPr>
+                          <w:spacing w:after="20"/>
+                          <w:jc w:val="center"/>
+                        </w:pPr>
+                        <w:r>
+                          <w:rPr>
+                            <w:rFonts w:ascii="Calibri" w:hAnsi="Calibri"/>
+                            <w:b/>
+                            <w:i w:val="0"/>
+                            <w:color w:val="0B2B4E"/>
+                            <w:sz w:val="25"/>
+                            <w:u w:val="none"/>
+                          </w:rPr>
+                          <w:t>BruinLearn Course Site</w:t>
+                        </w:r>
+                      </w:p>
+                      <w:p>
+                        <w:pPr>
+                          <w:spacing w:after="40"/>
+                          <w:jc w:val="center"/>
+                        </w:pPr>
+                        <w:hyperlink r:id="rId12">
+                          <w:r>
+                            <w:rPr>
+                              <w:rFonts w:ascii="Calibri" w:hAnsi="Calibri"/>
+                              <w:b/>
+                              <w:u w:val="single"/>
+                              <w:color w:val="365F91"/>
+                              <w:sz w:val="26"/>
+                            </w:rPr>
+                            <w:t xml:space="preserve">bruinlearn.ucla.edu/courses/237860</w:t>
+                          </w:r>
+                        </w:hyperlink>
+                      </w:p>
+                      <w:p>
+                        <w:pPr>
+                          <w:jc w:val="center"/>
+                        </w:pPr>
+                        <w:r>
+                          <w:rPr>
+                            <w:rFonts w:ascii="Calibri" w:hAnsi="Calibri"/>
+                            <w:b w:val="0"/>
+                            <w:i w:val="0"/>
+                            <w:color w:val="0B2B4E"/>
+                            <w:sz w:val="23"/>
+                            <w:u w:val="none"/>
+                          </w:rPr>
+                          <w:t>On the BruinLearn site, you can download and submit the problem sets and find the recordings of the on-campus classes.</w:t>
                         </w:r>
                       </w:p>
                     </w:txbxContent>
@@ -458,7 +510,7 @@
         </w:rPr>
         <w:t xml:space="preserve"> posted on Panopto and linked from the course website. Sign in with the option </w:t>
       </w:r>
-      <w:hyperlink r:id="rId12">
+      <w:hyperlink r:id="rId13">
         <w:r>
           <w:rPr>
             <w:rFonts w:ascii="Calibri" w:hAnsi="Calibri"/>
@@ -597,7 +649,7 @@
         </w:rPr>
         <w:t xml:space="preserve"> optional online exercises for every module, with hints and step-by-step solutions, on the </w:t>
       </w:r>
-      <w:hyperlink r:id="rId13">
+      <w:hyperlink r:id="rId14">
         <w:r>
           <w:rPr>
             <w:rFonts w:ascii="Calibri" w:hAnsi="Calibri"/>
@@ -879,7 +931,7 @@
           <w:sz w:val="22"/>
           <w:u w:val="none"/>
         </w:rPr>
-        <w:t>Articles from the Wall Street Journal or other news sources will be assigned. These selected articles will be posted on Bruin Learn a couple of days in advance. These readings will be discussed in class and everyone will be expected to have read these assigned articles.</w:t>
+        <w:t>Articles from the Wall Street Journal or other news sources will be assigned. These selected articles will be posted on BruinLearn a couple of days in advance. These readings will be discussed in class and everyone will be expected to have read these assigned articles.</w:t>
       </w:r>
     </w:p>
     <w:p>
@@ -898,7 +950,7 @@
         </w:rPr>
         <w:t xml:space="preserve">You can subscribe to the WSJ at a reduced educational rate (optional – not required for the class): </w:t>
       </w:r>
-      <w:hyperlink r:id="rId14">
+      <w:hyperlink r:id="rId15">
         <w:r>
           <w:rPr>
             <w:rFonts w:ascii="Calibri" w:hAnsi="Calibri"/>
@@ -965,7 +1017,7 @@
         </w:rPr>
         <w:t xml:space="preserve">Interactive practice exercises for each module, with hints and step-by-step solutions, are available on the course’s practice site: </w:t>
       </w:r>
-      <w:hyperlink r:id="rId13">
+      <w:hyperlink r:id="rId14">
         <w:r>
           <w:rPr>
             <w:rFonts w:ascii="Calibri" w:hAnsi="Calibri"/>
@@ -1088,7 +1140,7 @@
         </w:rPr>
         <w:t xml:space="preserve">Take the </w:t>
       </w:r>
-      <w:hyperlink r:id="rId15">
+      <w:hyperlink r:id="rId16">
         <w:r>
           <w:rPr>
             <w:rFonts w:ascii="Calibri" w:hAnsi="Calibri"/>
@@ -1138,7 +1190,7 @@
         </w:rPr>
         <w:t xml:space="preserve">If you do not score high on the quiz, watch the </w:t>
       </w:r>
-      <w:hyperlink r:id="rId16">
+      <w:hyperlink r:id="rId17">
         <w:r>
           <w:rPr>
             <w:rFonts w:ascii="Calibri" w:hAnsi="Calibri"/>
@@ -1231,7 +1283,7 @@
           <w:sz w:val="22"/>
           <w:u w:val="none"/>
         </w:rPr>
-        <w:t>The e-mail addresses are on the course website, in the “Class and Contact” box, and on Bruin Learn.</w:t>
+        <w:t>The e-mail addresses are on the course website, in the “Class and Contact” box, and on BruinLearn.</w:t>
       </w:r>
     </w:p>
     <w:p>
@@ -1377,7 +1429,7 @@
           <w:sz w:val="22"/>
           <w:u w:val="none"/>
         </w:rPr>
-        <w:t>The teaching assistant for this section is Rafael Rubiao. There is a section-specific TA e-mail address for Section 2; it is on the course website and on Bruin Learn.</w:t>
+        <w:t>The teaching assistant for this section is Rafael Rubiao. There is a section-specific TA e-mail address for Section 2; it is on the course website and on BruinLearn.</w:t>
       </w:r>
     </w:p>
     <w:p>
@@ -1805,7 +1857,7 @@
           <w:sz w:val="22"/>
           <w:u w:val="none"/>
         </w:rPr>
-        <w:t>Both exams take place online, and you will have a 3.5-hour window to solve the exam and upload your solutions. The midterm exam covers the material through Module 3. The final exam covers all the class content, Modules 1 – 8, and has about 20 multiple choice questions and 3 – 4 problem-solving questions. To provide flexibility, you will have the option to take each exam any time within a given time window, as indicated on the course calendar; the exact window will be announced in class. No makeup exams will be scheduled.</w:t>
+        <w:t>Both exams take place online, and you will have 3 hours to solve the exam and upload your solutions. The midterm exam covers the material through Module 3. To provide flexibility, you will have the option to take the midterm any time within a given time window, as indicated on the course calendar; the exact window will be announced in class. The final exam covers all the class content, Modules 1 – 8, and has about 20 multiple choice questions and 3 – 4 problem-solving questions. It takes place on Saturday, December 12, 9:00 AM – 12:00 PM. No makeup exams will be scheduled.</w:t>
       </w:r>
     </w:p>
     <w:p>
@@ -1822,7 +1874,7 @@
           <w:sz w:val="22"/>
           <w:u w:val="none"/>
         </w:rPr>
-        <w:t>The exams are open-book. You may use the course textbook, class slides, class notes and problem sets. You may use a calculator or Excel. You may access the course materials on the course website and on Bruin Learn, and the online version of the textbook. Usage of the internet for any other purpose is prohibited. In particular, the use of AI tools (e.g., ChatGPT) is not allowed during the exams, and both exams are proctored by an online proctoring company. Communicating with anyone regarding the exam is prohibited.</w:t>
+        <w:t>The exams are open-book. You may use the course textbook, class slides, class notes and problem sets. You may use a calculator or Excel. You may access the course materials on the course website and on BruinLearn, and the online version of the textbook. Usage of the internet for any other purpose is prohibited. In particular, the use of AI tools (e.g., ChatGPT) is not allowed during the exams, and both exams are proctored by an online proctoring company. Communicating with anyone regarding the exam is prohibited.</w:t>
       </w:r>
     </w:p>
     <w:p>
@@ -1839,7 +1891,7 @@
           <w:sz w:val="22"/>
           <w:u w:val="none"/>
         </w:rPr>
-        <w:t>A practice final exam is scheduled in the exam-preparation week, and a sample final exam with solutions is available on Bruin Learn as an example of the type of exam given in the past.</w:t>
+        <w:t>A practice final exam is scheduled in the exam-preparation week, and a sample final exam with solutions is available on BruinLearn as an example of the type of exam given in the past.</w:t>
       </w:r>
     </w:p>
     <w:p>
@@ -1914,7 +1966,7 @@
         </w:rPr>
         <w:t xml:space="preserve">Each study group submits one set of answers. The problem sets are due according to the schedule in the course calendar. Upload one solution per group on </w:t>
       </w:r>
-      <w:hyperlink r:id="rId17">
+      <w:hyperlink r:id="rId18">
         <w:r>
           <w:rPr>
             <w:rFonts w:ascii="Calibri" w:hAnsi="Calibri"/>
@@ -1922,7 +1974,7 @@
             <w:color w:val="365F91"/>
             <w:sz w:val="22"/>
           </w:rPr>
-          <w:t xml:space="preserve">Bruin Learn</w:t>
+          <w:t xml:space="preserve">BruinLearn</w:t>
         </w:r>
       </w:hyperlink>
       <w:r>
@@ -1995,102 +2047,235 @@
     </w:p>
     <w:p>
       <w:pPr>
-        <w:spacing w:before="120" w:after="20"/>
+        <w:spacing w:before="20" w:after="40"/>
+        <w:jc w:val="center"/>
       </w:pPr>
       <w:r>
-        <w:rPr>
-          <w:rFonts w:ascii="Calibri" w:hAnsi="Calibri"/>
-          <w:b/>
-          <w:i w:val="0"/>
-          <w:color w:val="0B2B4E"/>
-          <w:sz w:val="23"/>
-          <w:u w:val="none"/>
-        </w:rPr>
-        <w:t>If you have to miss a class</w:t>
-      </w:r>
-    </w:p>
-    <w:p>
-      <w:pPr>
-        <w:spacing w:before="0" w:after="60"/>
-        <w:ind w:left="432" w:hanging="230"/>
-      </w:pPr>
-      <w:r>
-        <w:rPr>
-          <w:rFonts w:ascii="Calibri" w:hAnsi="Calibri"/>
-          <w:b w:val="0"/>
-          <w:i w:val="0"/>
-          <w:color w:val="0B2B4E"/>
-          <w:sz w:val="22"/>
-          <w:u w:val="none"/>
-        </w:rPr>
-        <w:t xml:space="preserve">•  </w:t>
-      </w:r>
-      <w:r>
-        <w:rPr>
-          <w:rFonts w:ascii="Calibri" w:hAnsi="Calibri"/>
-          <w:b w:val="0"/>
-          <w:i w:val="0"/>
-          <w:color w:val="1A1A1A"/>
-          <w:sz w:val="22"/>
-          <w:u w:val="none"/>
-        </w:rPr>
-        <w:t>You do not need to contact the instructor or the TA</w:t>
-      </w:r>
-    </w:p>
-    <w:p>
-      <w:pPr>
-        <w:spacing w:before="0" w:after="60"/>
-        <w:ind w:left="432" w:hanging="230"/>
-      </w:pPr>
-      <w:r>
-        <w:rPr>
-          <w:rFonts w:ascii="Calibri" w:hAnsi="Calibri"/>
-          <w:b w:val="0"/>
-          <w:i w:val="0"/>
-          <w:color w:val="0B2B4E"/>
-          <w:sz w:val="22"/>
-          <w:u w:val="none"/>
-        </w:rPr>
-        <w:t xml:space="preserve">•  </w:t>
-      </w:r>
-      <w:r>
-        <w:rPr>
-          <w:rFonts w:ascii="Calibri" w:hAnsi="Calibri"/>
-          <w:b w:val="0"/>
-          <w:i w:val="0"/>
-          <w:color w:val="1A1A1A"/>
-          <w:sz w:val="22"/>
-          <w:u w:val="none"/>
-        </w:rPr>
-        <w:t>Do the readings assigned for the week and watch the class recording</w:t>
-      </w:r>
-    </w:p>
-    <w:p>
-      <w:pPr>
-        <w:spacing w:before="0" w:after="60"/>
-        <w:ind w:left="432" w:hanging="230"/>
-      </w:pPr>
-      <w:r>
-        <w:rPr>
-          <w:rFonts w:ascii="Calibri" w:hAnsi="Calibri"/>
-          <w:b w:val="0"/>
-          <w:i w:val="0"/>
-          <w:color w:val="0B2B4E"/>
-          <w:sz w:val="22"/>
-          <w:u w:val="none"/>
-        </w:rPr>
-        <w:t xml:space="preserve">•  </w:t>
-      </w:r>
-      <w:r>
-        <w:rPr>
-          <w:rFonts w:ascii="Calibri" w:hAnsi="Calibri"/>
-          <w:b w:val="0"/>
-          <w:i w:val="0"/>
-          <w:color w:val="1A1A1A"/>
-          <w:sz w:val="22"/>
-          <w:u w:val="none"/>
-        </w:rPr>
-        <w:t>Make sure you coordinate work on the problem set with your study group</w:t>
+        <w:drawing xmlns:a="http://schemas.openxmlformats.org/drawingml/2006/main">
+          <wp:inline distT="0" distB="0" distL="0" distR="0">
+            <wp:extent cx="6309360" cy="1470024"/>
+            <wp:effectExtent l="0" t="0" r="76200" b="76200"/>
+            <wp:docPr id="1002" name="Card 1002"/>
+            <a:graphic>
+              <a:graphicData uri="http://schemas.microsoft.com/office/word/2010/wordprocessingShape">
+                <wps:wsp>
+                  <wps:cNvSpPr/>
+                  <wps:spPr bwMode="auto">
+                    <a:xfrm>
+                      <a:off x="0" y="0"/>
+                      <a:ext cx="6309360" cy="1470024"/>
+                    </a:xfrm>
+                    <a:prstGeom prst="roundRect">
+                      <a:avLst>
+                        <a:gd name="adj" fmla="val 7464"/>
+                      </a:avLst>
+                    </a:prstGeom>
+                    <a:solidFill>
+                      <a:srgbClr val="FBEDED"/>
+                    </a:solidFill>
+                    <a:ln w="15875">
+                      <a:solidFill>
+                        <a:srgbClr val="C00000"/>
+                      </a:solidFill>
+                    </a:ln>
+                    <a:effectLst>
+                      <a:outerShdw blurRad="63500" dist="27940" dir="5400000" rotWithShape="0">
+                        <a:srgbClr val="000000">
+                          <a:alpha val="30000"/>
+                        </a:srgbClr>
+                      </a:outerShdw>
+                    </a:effectLst>
+                  </wps:spPr>
+                  <wps:txbx>
+                    <w:txbxContent>
+                      <w:p>
+                        <w:pPr>
+                          <w:spacing w:before="0" w:after="80"/>
+                        </w:pPr>
+                        <w:r>
+                          <w:rPr>
+                            <w:rFonts w:ascii="Calibri" w:hAnsi="Calibri"/>
+                            <w:b/>
+                            <w:i w:val="0"/>
+                            <w:color w:val="0B2B4E"/>
+                            <w:sz w:val="23"/>
+                            <w:u w:val="none"/>
+                          </w:rPr>
+                          <w:t>If you have to miss an on-campus class:</w:t>
+                        </w:r>
+                      </w:p>
+                      <w:p>
+                        <w:pPr>
+                          <w:spacing w:before="0" w:after="60"/>
+                          <w:ind w:left="432" w:hanging="230"/>
+                        </w:pPr>
+                        <w:r>
+                          <w:rPr>
+                            <w:rFonts w:ascii="Calibri" w:hAnsi="Calibri"/>
+                            <w:b w:val="0"/>
+                            <w:i w:val="0"/>
+                            <w:color w:val="0B2B4E"/>
+                            <w:sz w:val="22"/>
+                            <w:u w:val="none"/>
+                          </w:rPr>
+                          <w:t xml:space="preserve">•  </w:t>
+                        </w:r>
+                        <w:r>
+                          <w:rPr>
+                            <w:rFonts w:ascii="Calibri" w:hAnsi="Calibri"/>
+                            <w:b w:val="0"/>
+                            <w:i w:val="0"/>
+                            <w:color w:val="1A1A1A"/>
+                            <w:sz w:val="22"/>
+                            <w:u w:val="none"/>
+                          </w:rPr>
+                          <w:t>You do not need to contact the instructor or the TA</w:t>
+                        </w:r>
+                      </w:p>
+                      <w:p>
+                        <w:pPr>
+                          <w:spacing w:before="0" w:after="60"/>
+                          <w:ind w:left="432" w:hanging="230"/>
+                        </w:pPr>
+                        <w:r>
+                          <w:rPr>
+                            <w:rFonts w:ascii="Calibri" w:hAnsi="Calibri"/>
+                            <w:b w:val="0"/>
+                            <w:i w:val="0"/>
+                            <w:color w:val="0B2B4E"/>
+                            <w:sz w:val="22"/>
+                            <w:u w:val="none"/>
+                          </w:rPr>
+                          <w:t xml:space="preserve">•  </w:t>
+                        </w:r>
+                        <w:r>
+                          <w:rPr>
+                            <w:rFonts w:ascii="Calibri" w:hAnsi="Calibri"/>
+                            <w:b w:val="0"/>
+                            <w:i w:val="0"/>
+                            <w:color w:val="1A1A1A"/>
+                            <w:sz w:val="22"/>
+                            <w:u w:val="none"/>
+                          </w:rPr>
+                          <w:t>Go over the readings assigned for the material covered in the on-campus class</w:t>
+                        </w:r>
+                      </w:p>
+                      <w:p>
+                        <w:pPr>
+                          <w:spacing w:before="0" w:after="60"/>
+                          <w:ind w:left="432" w:hanging="230"/>
+                        </w:pPr>
+                        <w:r>
+                          <w:rPr>
+                            <w:rFonts w:ascii="Calibri" w:hAnsi="Calibri"/>
+                            <w:b w:val="0"/>
+                            <w:i w:val="0"/>
+                            <w:color w:val="0B2B4E"/>
+                            <w:sz w:val="22"/>
+                            <w:u w:val="none"/>
+                          </w:rPr>
+                          <w:t xml:space="preserve">•  </w:t>
+                        </w:r>
+                        <w:r>
+                          <w:rPr>
+                            <w:rFonts w:ascii="Calibri" w:hAnsi="Calibri"/>
+                            <w:b w:val="0"/>
+                            <w:i w:val="0"/>
+                            <w:color w:val="1A1A1A"/>
+                            <w:sz w:val="22"/>
+                            <w:u w:val="none"/>
+                          </w:rPr>
+                          <w:t>Listen to the podcasts, especially the “Wrap-Up” for the Modules that were covered in class</w:t>
+                        </w:r>
+                      </w:p>
+                      <w:p>
+                        <w:pPr>
+                          <w:spacing w:before="0" w:after="60"/>
+                          <w:ind w:left="432" w:hanging="230"/>
+                        </w:pPr>
+                        <w:r>
+                          <w:rPr>
+                            <w:rFonts w:ascii="Calibri" w:hAnsi="Calibri"/>
+                            <w:b w:val="0"/>
+                            <w:i w:val="0"/>
+                            <w:color w:val="0B2B4E"/>
+                            <w:sz w:val="22"/>
+                            <w:u w:val="none"/>
+                          </w:rPr>
+                          <w:t xml:space="preserve">•  </w:t>
+                        </w:r>
+                        <w:r>
+                          <w:rPr>
+                            <w:rFonts w:ascii="Calibri" w:hAnsi="Calibri"/>
+                            <w:b w:val="0"/>
+                            <w:i w:val="0"/>
+                            <w:color w:val="1A1A1A"/>
+                            <w:sz w:val="22"/>
+                            <w:u w:val="none"/>
+                          </w:rPr>
+                          <w:t xml:space="preserve">A class recording will be made available on </w:t>
+                        </w:r>
+                        <w:hyperlink r:id="rId19">
+                          <w:r>
+                            <w:rPr>
+                              <w:rFonts w:ascii="Calibri" w:hAnsi="Calibri"/>
+                              <w:b/>
+                              <w:color w:val="365F91"/>
+                              <w:sz w:val="22"/>
+                            </w:rPr>
+                            <w:t xml:space="preserve">BruinLearn</w:t>
+                          </w:r>
+                        </w:hyperlink>
+                        <w:r>
+                          <w:rPr>
+                            <w:rFonts w:ascii="Calibri" w:hAnsi="Calibri"/>
+                            <w:b w:val="0"/>
+                            <w:i w:val="0"/>
+                            <w:color w:val="1A1A1A"/>
+                            <w:sz w:val="22"/>
+                            <w:u w:val="none"/>
+                          </w:rPr>
+                          <w:t xml:space="preserve"> after the class. Watch this recording</w:t>
+                        </w:r>
+                      </w:p>
+                      <w:p>
+                        <w:pPr>
+                          <w:spacing w:before="0" w:after="60"/>
+                          <w:ind w:left="432" w:hanging="230"/>
+                        </w:pPr>
+                        <w:r>
+                          <w:rPr>
+                            <w:rFonts w:ascii="Calibri" w:hAnsi="Calibri"/>
+                            <w:b w:val="0"/>
+                            <w:i w:val="0"/>
+                            <w:color w:val="0B2B4E"/>
+                            <w:sz w:val="22"/>
+                            <w:u w:val="none"/>
+                          </w:rPr>
+                          <w:t xml:space="preserve">•  </w:t>
+                        </w:r>
+                        <w:r>
+                          <w:rPr>
+                            <w:rFonts w:ascii="Calibri" w:hAnsi="Calibri"/>
+                            <w:b w:val="0"/>
+                            <w:i w:val="0"/>
+                            <w:color w:val="1A1A1A"/>
+                            <w:sz w:val="22"/>
+                            <w:u w:val="none"/>
+                          </w:rPr>
+                          <w:t>Make sure you coordinate work on the Problem Set with your study group</w:t>
+                        </w:r>
+                      </w:p>
+                    </w:txbxContent>
+                  </wps:txbx>
+                  <wps:bodyPr rot="0" vert="horz" wrap="square" lIns="109728" tIns="54864" rIns="109728" bIns="54864" anchor="t" anchorCtr="0">
+                    <a:noAutofit/>
+                  </wps:bodyPr>
+                </wps:wsp>
+              </a:graphicData>
+            </a:graphic>
+          </wp:inline>
+        </w:drawing>
       </w:r>
     </w:p>
     <w:p>
@@ -2165,7 +2350,7 @@
         </w:rPr>
         <w:t xml:space="preserve">UCLA’s Academic Integrity Policy is found here: </w:t>
       </w:r>
-      <w:hyperlink r:id="rId18">
+      <w:hyperlink r:id="rId20">
         <w:r>
           <w:rPr>
             <w:rFonts w:ascii="Calibri" w:hAnsi="Calibri"/>
@@ -2350,7 +2535,7 @@
           <w:sz w:val="27"/>
           <w:u w:val="none"/>
         </w:rPr>
-        <w:t>Course Materials: Website and Bruin Learn</w:t>
+        <w:t>Course Materials: Website and BruinLearn</w:t>
       </w:r>
     </w:p>
     <w:p>
@@ -2414,7 +2599,7 @@
           <w:sz w:val="22"/>
           <w:u w:val="none"/>
         </w:rPr>
-        <w:t xml:space="preserve">Electronic copies of all our slides, problem sets, and the solutions to the problem sets, are on the </w:t>
+        <w:t xml:space="preserve">Electronic copies of all our slides are on the </w:t>
       </w:r>
       <w:hyperlink r:id="rId10">
         <w:r>
@@ -2436,7 +2621,29 @@
           <w:sz w:val="22"/>
           <w:u w:val="none"/>
         </w:rPr>
-        <w:t>. This course is almost entirely paperless, except for the occasional class handout. Please monitor the course pages regularly, as they carry the most up-to-date information on the reading assignments. I will make extensive use of e-mail to communicate with the class, so please check your e-mail regularly.</w:t>
+        <w:t xml:space="preserve">. You find the Problem Sets and Problem Set Solutions on </w:t>
+      </w:r>
+      <w:hyperlink r:id="rId18">
+        <w:r>
+          <w:rPr>
+            <w:rFonts w:ascii="Calibri" w:hAnsi="Calibri"/>
+            <w:b/>
+            <w:color w:val="365F91"/>
+            <w:sz w:val="22"/>
+          </w:rPr>
+          <w:t xml:space="preserve">BruinLearn under “Assignments.”</w:t>
+        </w:r>
+      </w:hyperlink>
+      <w:r>
+        <w:rPr>
+          <w:rFonts w:ascii="Calibri" w:hAnsi="Calibri"/>
+          <w:b w:val="0"/>
+          <w:i w:val="0"/>
+          <w:color w:val="1A1A1A"/>
+          <w:sz w:val="22"/>
+          <w:u w:val="none"/>
+        </w:rPr>
+        <w:t xml:space="preserve"> This course is almost entirely paperless, except for the occasional class handout. Please monitor the course pages regularly, as they carry the most up-to-date information on the reading assignments. I will make extensive use of e-mail to communicate with the class, so please check your e-mail regularly.</w:t>
       </w:r>
     </w:p>
     <w:p>
@@ -2511,7 +2718,7 @@
         </w:rPr>
         <w:t xml:space="preserve">The UCLA Center for Accessible Education (CAE) facilitates academic accommodations for regularly enrolled, matriculating students with documented permanent and temporary disabilities. Accommodations are designed to promote successful engagement in the UCLA academic experience. Students needing academic accommodations based on a disability should contact the Center for Accessible Education by using the “Contact Us Form” at </w:t>
       </w:r>
-      <w:hyperlink r:id="rId19">
+      <w:hyperlink r:id="rId21">
         <w:r>
           <w:rPr>
             <w:rFonts w:ascii="Calibri" w:hAnsi="Calibri"/>
@@ -2587,7 +2794,7 @@
           <w:sz w:val="22"/>
           <w:u w:val="none"/>
         </w:rPr>
-        <w:t>At the midpoint of the class, your views about the course will be formally solicited using an online survey. There will also be a final course evaluation. You are free to contact me and discuss the course with me and offer suggestions for improvements at any time. I am always glad to receive feedback. In addition, an opportunity for providing me with anonymous feedback exists on Bruin Learn.</w:t>
+        <w:t>At the midpoint of the class, your views about the course will be formally solicited using an online survey. There will also be a final course evaluation. You are free to contact me and discuss the course with me and offer suggestions for improvements at any time. I am always glad to receive feedback. In addition, an opportunity for providing me with anonymous feedback exists on BruinLearn.</w:t>
       </w:r>
     </w:p>
     <w:sectPr>

--- a/405 Calendar and Website/Syllabus/Course Syllabus - 405 FEMBA Fall 2026.docx
+++ b/405 Calendar and Website/Syllabus/Course Syllabus - 405 FEMBA Fall 2026.docx
@@ -1857,7 +1857,7 @@
           <w:sz w:val="22"/>
           <w:u w:val="none"/>
         </w:rPr>
-        <w:t>Both exams take place online, and you will have 3 hours to solve the exam and upload your solutions. The midterm exam covers the material through Module 3. To provide flexibility, you will have the option to take the midterm any time within a given time window, as indicated on the course calendar; the exact window will be announced in class. The final exam covers all the class content, Modules 1 – 8, and has about 20 multiple choice questions and 3 – 4 problem-solving questions. It takes place on Saturday, December 12, 9:00 AM – 12:00 PM. No makeup exams will be scheduled.</w:t>
+        <w:t>Both exams take place online, and you will have 3 hours to solve the exam and upload your solutions. The midterm exam covers the material through Module 3. To provide flexibility, you will have the option to take the midterm any time within a given time window, as indicated on the course calendar; the exact window will be announced in class. The final exam covers all the class content, Modules 1 – 8, and has about 20 multiple choice questions and 3 – 4 problem-solving questions. It takes place on Saturday, December 12, 2:00 PM – 5:00 PM. No makeup exams will be scheduled.</w:t>
       </w:r>
     </w:p>
     <w:p>

--- a/405 Calendar and Website/Syllabus/Course Syllabus - 405 FEMBA Fall 2026.docx
+++ b/405 Calendar and Website/Syllabus/Course Syllabus - 405 FEMBA Fall 2026.docx
@@ -2504,7 +2504,7 @@
           <w:sz w:val="22"/>
           <w:u w:val="none"/>
         </w:rPr>
-        <w:t>No use of laptops or tablets, with the exception of note-taking. Surfing the internet and catching up on your e-mail is distracting, both for yourself and for those around you. Exception: if you prefer to take notes on your tablet – but for note-taking only.</w:t>
+        <w:t>No use of laptops. Surfing the internet and catching up on your e-mail is distracting, both for yourself and for those around you. Exception: if you prefer to take notes on your tablet, you may do so – but use the tablet for note-taking only.</w:t>
       </w:r>
     </w:p>
     <w:p>
